--- a/document-templates/business-owner/02_Professional_Portfolio_Director_EXAMPLE.docx
+++ b/document-templates/business-owner/02_Professional_Portfolio_Director_EXAMPLE.docx
@@ -1309,7 +1309,38 @@
                 <w:i/>
                 <w:iCs/>
               </w:rPr>
-              <w:t xml:space="preserve">[Certificate of Incorporation image — Companies House (UK), No. 14238865, 8 June 2021]</w:t>
+              <w:drawing>
+                <wp:inline xmlns:a="http://schemas.openxmlformats.org/drawingml/2006/main" xmlns:pic="http://schemas.openxmlformats.org/drawingml/2006/picture">
+                  <wp:extent cx="5303520" cy="2845791"/>
+                  <wp:docPr id="1" name="Picture 1"/>
+                  <wp:cNvGraphicFramePr>
+                    <a:graphicFrameLocks noChangeAspect="1"/>
+                  </wp:cNvGraphicFramePr>
+                  <a:graphic>
+                    <a:graphicData uri="http://schemas.openxmlformats.org/drawingml/2006/picture">
+                      <pic:pic>
+                        <pic:nvPicPr>
+                          <pic:cNvPr id="0" name="cert-incorporation-claire.png"/>
+                          <pic:cNvPicPr/>
+                        </pic:nvPicPr>
+                        <pic:blipFill>
+                          <a:blip r:embed="rId8"/>
+                          <a:stretch>
+                            <a:fillRect/>
+                          </a:stretch>
+                        </pic:blipFill>
+                        <pic:spPr>
+                          <a:xfrm>
+                            <a:off x="0" y="0"/>
+                            <a:ext cx="5303520" cy="2845791"/>
+                          </a:xfrm>
+                          <a:prstGeom prst="rect"/>
+                        </pic:spPr>
+                      </pic:pic>
+                    </a:graphicData>
+                  </a:graphic>
+                </wp:inline>
+              </w:drawing>
             </w:r>
           </w:p>
         </w:tc>

--- a/document-templates/business-owner/02_Professional_Portfolio_Director_EXAMPLE.docx
+++ b/document-templates/business-owner/02_Professional_Portfolio_Director_EXAMPLE.docx
@@ -11,6 +11,8 @@
           <w:rFonts w:ascii="Arial" w:cs="Arial" w:eastAsia="Arial" w:hAnsi="Arial"/>
           <w:b/>
           <w:bCs/>
+          <w:color w:val="1F3864"/>
+          <w:sz w:val="32"/>
         </w:rPr>
         <w:t xml:space="preserve">Professional Portfolio</w:t>
       </w:r>
@@ -43,6 +45,9 @@
       <w:r>
         <w:rPr>
           <w:rFonts w:ascii="Arial" w:cs="Arial" w:eastAsia="Arial" w:hAnsi="Arial"/>
+          <w:b/>
+          <w:color w:val="1F3864"/>
+          <w:sz w:val="26"/>
         </w:rPr>
         <w:t xml:space="preserve">About the Applicant</w:t>
       </w:r>
@@ -723,6 +728,9 @@
       <w:r>
         <w:rPr>
           <w:rFonts w:ascii="Arial" w:cs="Arial" w:eastAsia="Arial" w:hAnsi="Arial"/>
+          <w:b/>
+          <w:color w:val="1F3864"/>
+          <w:sz w:val="26"/>
         </w:rPr>
         <w:t xml:space="preserve">Additional Companies</w:t>
       </w:r>
@@ -1053,6 +1061,9 @@
       <w:r>
         <w:rPr>
           <w:rFonts w:ascii="Arial" w:cs="Arial" w:eastAsia="Arial" w:hAnsi="Arial"/>
+          <w:b/>
+          <w:color w:val="1F3864"/>
+          <w:sz w:val="26"/>
         </w:rPr>
         <w:t xml:space="preserve">Key Clients &amp; Contracts</w:t>
       </w:r>
@@ -1105,6 +1116,9 @@
       <w:r>
         <w:rPr>
           <w:rFonts w:ascii="Arial" w:cs="Arial" w:eastAsia="Arial" w:hAnsi="Arial"/>
+          <w:b/>
+          <w:color w:val="1F3864"/>
+          <w:sz w:val="26"/>
         </w:rPr>
         <w:t xml:space="preserve">Professional Background</w:t>
       </w:r>
@@ -1146,6 +1160,9 @@
       <w:r>
         <w:rPr>
           <w:rFonts w:ascii="Arial" w:cs="Arial" w:eastAsia="Arial" w:hAnsi="Arial"/>
+          <w:b/>
+          <w:color w:val="1F3864"/>
+          <w:sz w:val="26"/>
         </w:rPr>
         <w:t xml:space="preserve">Declaration</w:t>
       </w:r>
@@ -1239,6 +1256,8 @@
           <w:rFonts w:ascii="Arial" w:cs="Arial" w:eastAsia="Arial" w:hAnsi="Arial"/>
           <w:b/>
           <w:bCs/>
+          <w:color w:val="1F3864"/>
+          <w:sz w:val="32"/>
         </w:rPr>
         <w:t xml:space="preserve">Evidence Appendix</w:t>
       </w:r>

--- a/document-templates/business-owner/02_Professional_Portfolio_Director_EXAMPLE.docx
+++ b/document-templates/business-owner/02_Professional_Portfolio_Director_EXAMPLE.docx
@@ -1080,7 +1080,7 @@
         <w:rPr>
           <w:rFonts w:ascii="Arial" w:cs="Arial" w:eastAsia="Arial" w:hAnsi="Arial"/>
         </w:rPr>
-        <w:t xml:space="preserve">Meridian Capital Partners — 4-month operational strategy engagement; final invoice paid £38,200.00, 12 January 2026</w:t>
+        <w:t>Meridian Capital Partners — 4-month operational strategy engagement; final invoice paid $48,500.00, 12 January 2026</w:t>
       </w:r>
     </w:p>
     <w:p>
@@ -1095,7 +1095,7 @@
         <w:rPr>
           <w:rFonts w:ascii="Arial" w:cs="Arial" w:eastAsia="Arial" w:hAnsi="Arial"/>
         </w:rPr>
-        <w:t xml:space="preserve">Nordholm Retail Group — quarterly advisory retainer; £9,500.00/quarter, most recent payment 3 February 2026</w:t>
+        <w:t>Nordholm Retail Group — quarterly advisory retainer; $12,000.00/quarter, most recent payment 3 February 2026</w:t>
       </w:r>
     </w:p>
     <w:p>
